--- a/Plan for Deep Learning Final Submission.docx
+++ b/Plan for Deep Learning Final Submission.docx
@@ -60,25 +60,7 @@
         </w:numPr>
       </w:pPr>
       <w:r>
-        <w:t xml:space="preserve">Augmentation of </w:t>
-      </w:r>
-      <w:r>
-        <w:t xml:space="preserve">the </w:t>
-      </w:r>
-      <w:r>
-        <w:t>data means windows have redundant and repeating data</w:t>
-      </w:r>
-      <w:r>
-        <w:t xml:space="preserve"> (80% overlap)</w:t>
-      </w:r>
-      <w:r>
-        <w:t xml:space="preserve">, so </w:t>
-      </w:r>
-      <w:r>
-        <w:t xml:space="preserve">it means </w:t>
-      </w:r>
-      <w:r>
-        <w:t>adjacent windows are nearly identical</w:t>
+        <w:t>Augmentation of the data means windows have redundant and repeating data (80% overlap), so it means adjacent windows are nearly identical</w:t>
       </w:r>
     </w:p>
     <w:p>
@@ -90,22 +72,7 @@
         </w:numPr>
       </w:pPr>
       <w:r>
-        <w:t>For the window</w:t>
-      </w:r>
-      <w:r>
-        <w:t>-level</w:t>
-      </w:r>
-      <w:r>
-        <w:t xml:space="preserve"> model</w:t>
-      </w:r>
-      <w:r>
-        <w:t xml:space="preserve">: patient leakage is OK (that’s the point), but we need to ensure that </w:t>
-      </w:r>
-      <w:r>
-        <w:t xml:space="preserve">the </w:t>
-      </w:r>
-      <w:r>
-        <w:t>Test set doesn’t contain neighbors of any of the windows in the Train set</w:t>
+        <w:t>For the window-level model: patient leakage is OK (that’s the point), but we need to ensure that the Test set doesn’t contain neighbors of any of the windows in the Train set</w:t>
       </w:r>
     </w:p>
     <w:p>
@@ -203,6 +170,7 @@
       </w:r>
     </w:p>
     <w:p/>
+    <w:p/>
     <w:p>
       <w:pPr>
         <w:pStyle w:val="ListParagraph"/>
@@ -212,15 +180,7 @@
         </w:numPr>
       </w:pPr>
       <w:r>
-        <w:t xml:space="preserve">Fix Patient-Level Split - </w:t>
-      </w:r>
-      <w:proofErr w:type="gramStart"/>
-      <w:r>
-        <w:t>Patient</w:t>
-      </w:r>
-      <w:proofErr w:type="gramEnd"/>
-      <w:r>
-        <w:t xml:space="preserve"> 1 and 21 are the same person</w:t>
+        <w:t>Fix Patient-Level Split - Patient 1 and 21 are the same person</w:t>
       </w:r>
     </w:p>
     <w:p/>
@@ -340,7 +300,6 @@
         </w:numPr>
       </w:pPr>
       <w:r>
-        <w:lastRenderedPageBreak/>
         <w:t xml:space="preserve">Temporal Model – LSTM or </w:t>
       </w:r>
       <w:r>
@@ -364,15 +323,7 @@
           <w:bCs/>
           <w:u w:val="single"/>
         </w:rPr>
-        <w:t>Script_ModelExploring</w:t>
-      </w:r>
-      <w:r>
-        <w:rPr>
-          <w:b/>
-          <w:bCs/>
-          <w:u w:val="single"/>
-        </w:rPr>
-        <w:t>.py</w:t>
+        <w:t>Script_ModelExploring.py</w:t>
       </w:r>
       <w:r>
         <w:t xml:space="preserve"> in </w:t>
@@ -426,39 +377,7 @@
         </w:rPr>
       </w:pPr>
       <w:r>
-        <w:t xml:space="preserve">LSTMs </w:t>
-      </w:r>
-      <w:proofErr w:type="gramStart"/>
-      <w:r>
-        <w:t>take into account</w:t>
-      </w:r>
-      <w:proofErr w:type="gramEnd"/>
-      <w:r>
-        <w:t xml:space="preserve"> sequential past to future </w:t>
-      </w:r>
-      <w:proofErr w:type="gramStart"/>
-      <w:r>
-        <w:t>nature,</w:t>
-      </w:r>
-      <w:proofErr w:type="gramEnd"/>
-      <w:r>
-        <w:t xml:space="preserve"> transformers </w:t>
-      </w:r>
-      <w:proofErr w:type="gramStart"/>
-      <w:r>
-        <w:t>take into account</w:t>
-      </w:r>
-      <w:proofErr w:type="gramEnd"/>
-      <w:r>
-        <w:t xml:space="preserve"> a nonlinear sequential order. </w:t>
-      </w:r>
-      <w:proofErr w:type="gramStart"/>
-      <w:r>
-        <w:t>So</w:t>
-      </w:r>
-      <w:proofErr w:type="gramEnd"/>
-      <w:r>
-        <w:t xml:space="preserve"> we would have to justify why a transformer.</w:t>
+        <w:t>LSTMs take into account sequential past to future nature, transformers take into account a nonlinear sequential order. So we would have to justify why a transformer.</w:t>
       </w:r>
     </w:p>
     <w:p>
@@ -472,7 +391,267 @@
     </w:p>
     <w:p>
       <w:r>
+        <w:br w:type="page"/>
+      </w:r>
+    </w:p>
+    <w:p>
+      <w:pPr>
+        <w:rPr>
+          <w:b/>
+          <w:bCs/>
+          <w:u w:val="single"/>
+        </w:rPr>
+      </w:pPr>
+      <w:r>
+        <w:rPr>
+          <w:b/>
+          <w:bCs/>
+          <w:u w:val="single"/>
+        </w:rPr>
+        <w:lastRenderedPageBreak/>
+        <w:t>New feedback</w:t>
+      </w:r>
+    </w:p>
+    <w:p>
+      <w:pPr>
+        <w:rPr>
+          <w:b/>
+          <w:bCs/>
+        </w:rPr>
+      </w:pPr>
+      <w:r>
+        <w:rPr>
+          <w:b/>
+          <w:bCs/>
+        </w:rPr>
+        <w:t>1. The Exclusion Radius is Mathematically Wrong</w:t>
+      </w:r>
+    </w:p>
+    <w:p>
+      <w:r>
+        <w:t xml:space="preserve">Radius </w:t>
+      </w:r>
+      <w:r>
+        <w:t>set to 1, meaning it throws away exactly one window before and one window after the test sample</w:t>
+      </w:r>
+      <w:r>
+        <w:t>, we need to remove more</w:t>
+      </w:r>
+    </w:p>
+    <w:p>
+      <w:r>
+        <w:drawing>
+          <wp:inline distT="0" distB="0" distL="0" distR="0" wp14:anchorId="14597BAC" wp14:editId="47EA2D9B">
+            <wp:extent cx="5943600" cy="2508250"/>
+            <wp:effectExtent l="0" t="0" r="0" b="6350"/>
+            <wp:docPr id="2015042134" name="Picture 1" descr="A screenshot of a computer program&#10;&#10;AI-generated content may be incorrect."/>
+            <wp:cNvGraphicFramePr>
+              <a:graphicFrameLocks xmlns:a="http://schemas.openxmlformats.org/drawingml/2006/main" noChangeAspect="1"/>
+            </wp:cNvGraphicFramePr>
+            <a:graphic xmlns:a="http://schemas.openxmlformats.org/drawingml/2006/main">
+              <a:graphicData uri="http://schemas.openxmlformats.org/drawingml/2006/picture">
+                <pic:pic xmlns:pic="http://schemas.openxmlformats.org/drawingml/2006/picture">
+                  <pic:nvPicPr>
+                    <pic:cNvPr id="2015042134" name="Picture 1" descr="A screenshot of a computer program&#10;&#10;AI-generated content may be incorrect."/>
+                    <pic:cNvPicPr/>
+                  </pic:nvPicPr>
+                  <pic:blipFill>
+                    <a:blip r:embed="rId6"/>
+                    <a:stretch>
+                      <a:fillRect/>
+                    </a:stretch>
+                  </pic:blipFill>
+                  <pic:spPr>
+                    <a:xfrm>
+                      <a:off x="0" y="0"/>
+                      <a:ext cx="5943600" cy="2508250"/>
+                    </a:xfrm>
+                    <a:prstGeom prst="rect">
+                      <a:avLst/>
+                    </a:prstGeom>
+                  </pic:spPr>
+                </pic:pic>
+              </a:graphicData>
+            </a:graphic>
+          </wp:inline>
+        </w:drawing>
+      </w:r>
+    </w:p>
+    <w:p>
+      <w:r>
+        <w:t>2. Deleting Data Unnecessarily (Applying to Normal Windows)</w:t>
+      </w:r>
+    </w:p>
+    <w:p>
+      <w:r>
+        <w:t xml:space="preserve">-normal windows do not have augmentation - </w:t>
+      </w:r>
+      <w:r>
+        <w:t xml:space="preserve"> PDF documentation strictly states: "Non-ictal [normal] windows are non-overlapping".</w:t>
+      </w:r>
+      <w:r>
+        <w:br/>
+      </w:r>
+      <w:r>
+        <w:br/>
+      </w:r>
+      <w:r>
+        <w:t xml:space="preserve">In _build_window_assignments, </w:t>
+      </w:r>
+      <w:r>
+        <w:t xml:space="preserve">we passed </w:t>
+      </w:r>
+      <w:r>
+        <w:rPr>
+          <w:b/>
+          <w:bCs/>
+        </w:rPr>
+        <w:t>all</w:t>
+      </w:r>
+      <w:r>
+        <w:t> test_ids (both normal and seizure windows) into this function. It looks up the chronological position of the window in the EDF file (file_pos) and flags the neighbors to be dropped.</w:t>
+      </w:r>
+      <w:r>
         <w:t xml:space="preserve"> </w:t>
+      </w:r>
+      <w:r>
+        <w:t>Because normal windows already have 0% overlap, there is absolutely no need to drop their neighbors</w:t>
+      </w:r>
+      <w:r>
+        <w:t xml:space="preserve">. </w:t>
+      </w:r>
+      <w:r>
+        <w:t>The exclusion logic should have had a filter to only apply to class_label == 1 (Seizure windows).</w:t>
+      </w:r>
+    </w:p>
+    <w:p>
+      <w:r>
+        <w:drawing>
+          <wp:inline distT="0" distB="0" distL="0" distR="0" wp14:anchorId="62C78AD4" wp14:editId="33F1C205">
+            <wp:extent cx="5943600" cy="2252980"/>
+            <wp:effectExtent l="0" t="0" r="0" b="0"/>
+            <wp:docPr id="184507746" name="Picture 1" descr="A computer screen shot of a computer code&#10;&#10;AI-generated content may be incorrect."/>
+            <wp:cNvGraphicFramePr>
+              <a:graphicFrameLocks xmlns:a="http://schemas.openxmlformats.org/drawingml/2006/main" noChangeAspect="1"/>
+            </wp:cNvGraphicFramePr>
+            <a:graphic xmlns:a="http://schemas.openxmlformats.org/drawingml/2006/main">
+              <a:graphicData uri="http://schemas.openxmlformats.org/drawingml/2006/picture">
+                <pic:pic xmlns:pic="http://schemas.openxmlformats.org/drawingml/2006/picture">
+                  <pic:nvPicPr>
+                    <pic:cNvPr id="184507746" name="Picture 1" descr="A computer screen shot of a computer code&#10;&#10;AI-generated content may be incorrect."/>
+                    <pic:cNvPicPr/>
+                  </pic:nvPicPr>
+                  <pic:blipFill>
+                    <a:blip r:embed="rId7"/>
+                    <a:stretch>
+                      <a:fillRect/>
+                    </a:stretch>
+                  </pic:blipFill>
+                  <pic:spPr>
+                    <a:xfrm>
+                      <a:off x="0" y="0"/>
+                      <a:ext cx="5943600" cy="2252980"/>
+                    </a:xfrm>
+                    <a:prstGeom prst="rect">
+                      <a:avLst/>
+                    </a:prstGeom>
+                  </pic:spPr>
+                </pic:pic>
+              </a:graphicData>
+            </a:graphic>
+          </wp:inline>
+        </w:drawing>
+      </w:r>
+    </w:p>
+    <w:p/>
+    <w:p>
+      <w:r>
+        <w:t xml:space="preserve">3. </w:t>
+      </w:r>
+      <w:r>
+        <w:t xml:space="preserve">Ignoring </w:t>
+      </w:r>
+      <w:r>
+        <w:t>Train vs. Validation Leakage</w:t>
+      </w:r>
+      <w:r>
+        <w:br/>
+      </w:r>
+      <w:r>
+        <w:br/>
+        <w:t xml:space="preserve">We forgot </w:t>
+      </w:r>
+      <w:r>
+        <w:t xml:space="preserve">to apply the exclusion </w:t>
+      </w:r>
+      <w:r>
+        <w:t xml:space="preserve">of overlapped data </w:t>
+      </w:r>
+      <w:r>
+        <w:t>between the Train and Validation sets</w:t>
+      </w:r>
+      <w:r>
+        <w:t>. Since v</w:t>
+      </w:r>
+      <w:r>
+        <w:t>alidation set is used at the end of every epoch to calculate the metric (ROC-AUC) and decide if the model should trigger "Early Stopping"</w:t>
+      </w:r>
+      <w:r>
+        <w:t xml:space="preserve">, this affected training to overfit. </w:t>
+      </w:r>
+      <w:r>
+        <w:t xml:space="preserve">Because train_pool and val_pool were split randomly, an 80%-overlapped seizure window might end up in val_pool while its neighbor is in train_pool. The CNN will simply memorize the overlapping signal, the validation AUC will falsely spike to 99% in the first few epochs, and the training script will save a </w:t>
+      </w:r>
+      <w:r>
+        <w:t xml:space="preserve">strongly </w:t>
+      </w:r>
+      <w:r>
+        <w:t>overfitted</w:t>
+      </w:r>
+      <w:r>
+        <w:t xml:space="preserve"> </w:t>
+      </w:r>
+      <w:r>
+        <w:t>model.</w:t>
+      </w:r>
+    </w:p>
+    <w:p>
+      <w:r>
+        <w:drawing>
+          <wp:inline distT="0" distB="0" distL="0" distR="0" wp14:anchorId="0DE6E58F" wp14:editId="42F5631F">
+            <wp:extent cx="5943600" cy="2900680"/>
+            <wp:effectExtent l="0" t="0" r="0" b="0"/>
+            <wp:docPr id="1127135352" name="Picture 1" descr="A computer screen shot of a program code&#10;&#10;AI-generated content may be incorrect."/>
+            <wp:cNvGraphicFramePr>
+              <a:graphicFrameLocks xmlns:a="http://schemas.openxmlformats.org/drawingml/2006/main" noChangeAspect="1"/>
+            </wp:cNvGraphicFramePr>
+            <a:graphic xmlns:a="http://schemas.openxmlformats.org/drawingml/2006/main">
+              <a:graphicData uri="http://schemas.openxmlformats.org/drawingml/2006/picture">
+                <pic:pic xmlns:pic="http://schemas.openxmlformats.org/drawingml/2006/picture">
+                  <pic:nvPicPr>
+                    <pic:cNvPr id="1127135352" name="Picture 1" descr="A computer screen shot of a program code&#10;&#10;AI-generated content may be incorrect."/>
+                    <pic:cNvPicPr/>
+                  </pic:nvPicPr>
+                  <pic:blipFill>
+                    <a:blip r:embed="rId8"/>
+                    <a:stretch>
+                      <a:fillRect/>
+                    </a:stretch>
+                  </pic:blipFill>
+                  <pic:spPr>
+                    <a:xfrm>
+                      <a:off x="0" y="0"/>
+                      <a:ext cx="5943600" cy="2900680"/>
+                    </a:xfrm>
+                    <a:prstGeom prst="rect">
+                      <a:avLst/>
+                    </a:prstGeom>
+                  </pic:spPr>
+                </pic:pic>
+              </a:graphicData>
+            </a:graphic>
+          </wp:inline>
+        </w:drawing>
       </w:r>
     </w:p>
     <w:sectPr>

--- a/Plan for Deep Learning Final Submission.docx
+++ b/Plan for Deep Learning Final Submission.docx
@@ -180,7 +180,15 @@
         </w:numPr>
       </w:pPr>
       <w:r>
-        <w:t>Fix Patient-Level Split - Patient 1 and 21 are the same person</w:t>
+        <w:t xml:space="preserve">Fix Patient-Level Split - </w:t>
+      </w:r>
+      <w:proofErr w:type="gramStart"/>
+      <w:r>
+        <w:t>Patient</w:t>
+      </w:r>
+      <w:proofErr w:type="gramEnd"/>
+      <w:r>
+        <w:t xml:space="preserve"> 1 and 21 are the same person</w:t>
       </w:r>
     </w:p>
     <w:p/>
@@ -377,7 +385,39 @@
         </w:rPr>
       </w:pPr>
       <w:r>
-        <w:t>LSTMs take into account sequential past to future nature, transformers take into account a nonlinear sequential order. So we would have to justify why a transformer.</w:t>
+        <w:t xml:space="preserve">LSTMs </w:t>
+      </w:r>
+      <w:proofErr w:type="gramStart"/>
+      <w:r>
+        <w:t>take into account</w:t>
+      </w:r>
+      <w:proofErr w:type="gramEnd"/>
+      <w:r>
+        <w:t xml:space="preserve"> sequential past to future </w:t>
+      </w:r>
+      <w:proofErr w:type="gramStart"/>
+      <w:r>
+        <w:t>nature,</w:t>
+      </w:r>
+      <w:proofErr w:type="gramEnd"/>
+      <w:r>
+        <w:t xml:space="preserve"> transformers </w:t>
+      </w:r>
+      <w:proofErr w:type="gramStart"/>
+      <w:r>
+        <w:t>take into account</w:t>
+      </w:r>
+      <w:proofErr w:type="gramEnd"/>
+      <w:r>
+        <w:t xml:space="preserve"> a nonlinear sequential order. </w:t>
+      </w:r>
+      <w:proofErr w:type="gramStart"/>
+      <w:r>
+        <w:t>So</w:t>
+      </w:r>
+      <w:proofErr w:type="gramEnd"/>
+      <w:r>
+        <w:t xml:space="preserve"> we would have to justify why a transformer.</w:t>
       </w:r>
     </w:p>
     <w:p>
@@ -399,6 +439,8 @@
         <w:rPr>
           <w:b/>
           <w:bCs/>
+          <w:sz w:val="48"/>
+          <w:szCs w:val="48"/>
           <w:u w:val="single"/>
         </w:rPr>
       </w:pPr>
@@ -406,6 +448,8 @@
         <w:rPr>
           <w:b/>
           <w:bCs/>
+          <w:sz w:val="48"/>
+          <w:szCs w:val="48"/>
           <w:u w:val="single"/>
         </w:rPr>
         <w:lastRenderedPageBreak/>
@@ -424,7 +468,14 @@
           <w:b/>
           <w:bCs/>
         </w:rPr>
-        <w:t>1. The Exclusion Radius is Mathematically Wrong</w:t>
+        <w:t xml:space="preserve">1. The Exclusion Radius </w:t>
+      </w:r>
+      <w:r>
+        <w:rPr>
+          <w:b/>
+          <w:bCs/>
+        </w:rPr>
+        <w:t>Needs Widening</w:t>
       </w:r>
     </w:p>
     <w:p>
@@ -432,10 +483,73 @@
         <w:t xml:space="preserve">Radius </w:t>
       </w:r>
       <w:r>
+        <w:t xml:space="preserve">was </w:t>
+      </w:r>
+      <w:r>
         <w:t>set to 1, meaning it throws away exactly one window before and one window after the test sample</w:t>
       </w:r>
       <w:r>
         <w:t>, we need to remove more</w:t>
+      </w:r>
+      <w:r>
+        <w:t>.</w:t>
+      </w:r>
+    </w:p>
+    <w:p>
+      <w:r>
+        <w:rPr>
+          <w:noProof/>
+        </w:rPr>
+        <w:drawing>
+          <wp:inline distT="0" distB="0" distL="0" distR="0" wp14:anchorId="4D92E3D3" wp14:editId="3716B542">
+            <wp:extent cx="1523814" cy="3015223"/>
+            <wp:effectExtent l="3493" t="0" r="4127" b="4128"/>
+            <wp:docPr id="709261177" name="Picture 1" descr="A hand writing on a book&#10;&#10;AI-generated content may be incorrect."/>
+            <wp:cNvGraphicFramePr>
+              <a:graphicFrameLocks xmlns:a="http://schemas.openxmlformats.org/drawingml/2006/main" noChangeAspect="1"/>
+            </wp:cNvGraphicFramePr>
+            <a:graphic xmlns:a="http://schemas.openxmlformats.org/drawingml/2006/main">
+              <a:graphicData uri="http://schemas.openxmlformats.org/drawingml/2006/picture">
+                <pic:pic xmlns:pic="http://schemas.openxmlformats.org/drawingml/2006/picture">
+                  <pic:nvPicPr>
+                    <pic:cNvPr id="709261177" name="Picture 1" descr="A hand writing on a book&#10;&#10;AI-generated content may be incorrect."/>
+                    <pic:cNvPicPr/>
+                  </pic:nvPicPr>
+                  <pic:blipFill rotWithShape="1">
+                    <a:blip r:embed="rId6" cstate="print">
+                      <a:extLst>
+                        <a:ext uri="{28A0092B-C50C-407E-A947-70E740481C1C}">
+                          <a14:useLocalDpi xmlns:a14="http://schemas.microsoft.com/office/drawing/2010/main" val="0"/>
+                        </a:ext>
+                      </a:extLst>
+                    </a:blip>
+                    <a:srcRect l="16391" r="45706"/>
+                    <a:stretch>
+                      <a:fillRect/>
+                    </a:stretch>
+                  </pic:blipFill>
+                  <pic:spPr bwMode="auto">
+                    <a:xfrm rot="5400000">
+                      <a:off x="0" y="0"/>
+                      <a:ext cx="1538605" cy="3044491"/>
+                    </a:xfrm>
+                    <a:prstGeom prst="rect">
+                      <a:avLst/>
+                    </a:prstGeom>
+                    <a:ln>
+                      <a:noFill/>
+                    </a:ln>
+                    <a:extLst>
+                      <a:ext uri="{53640926-AAD7-44D8-BBD7-CCE9431645EC}">
+                        <a14:shadowObscured xmlns:a14="http://schemas.microsoft.com/office/drawing/2010/main"/>
+                      </a:ext>
+                    </a:extLst>
+                  </pic:spPr>
+                </pic:pic>
+              </a:graphicData>
+            </a:graphic>
+          </wp:inline>
+        </w:drawing>
       </w:r>
     </w:p>
     <w:p>
@@ -456,7 +570,7 @@
                     <pic:cNvPicPr/>
                   </pic:nvPicPr>
                   <pic:blipFill>
-                    <a:blip r:embed="rId6"/>
+                    <a:blip r:embed="rId7"/>
                     <a:stretch>
                       <a:fillRect/>
                     </a:stretch>
@@ -484,10 +598,37 @@
     </w:p>
     <w:p>
       <w:r>
-        <w:t xml:space="preserve">-normal windows do not have augmentation - </w:t>
-      </w:r>
-      <w:r>
-        <w:t xml:space="preserve"> PDF documentation strictly states: "Non-ictal [normal] windows are non-overlapping".</w:t>
+        <w:t xml:space="preserve">-normal windows do not have augmentation </w:t>
+      </w:r>
+      <w:proofErr w:type="gramStart"/>
+      <w:r>
+        <w:t xml:space="preserve">- </w:t>
+      </w:r>
+      <w:r>
+        <w:t xml:space="preserve"> PDF</w:t>
+      </w:r>
+      <w:proofErr w:type="gramEnd"/>
+      <w:r>
+        <w:t xml:space="preserve"> </w:t>
+      </w:r>
+      <w:proofErr w:type="spellStart"/>
+      <w:r>
+        <w:t>DatasetDescription</w:t>
+      </w:r>
+      <w:proofErr w:type="spellEnd"/>
+      <w:r>
+        <w:t xml:space="preserve"> </w:t>
+      </w:r>
+      <w:r>
+        <w:t>states: "</w:t>
+      </w:r>
+      <w:proofErr w:type="gramStart"/>
+      <w:r>
+        <w:t>Non-ictal [normal]</w:t>
+      </w:r>
+      <w:proofErr w:type="gramEnd"/>
+      <w:r>
+        <w:t xml:space="preserve"> windows are non-overlapping".</w:t>
       </w:r>
       <w:r>
         <w:br/>
@@ -496,10 +637,22 @@
         <w:br/>
       </w:r>
       <w:r>
-        <w:t xml:space="preserve">In _build_window_assignments, </w:t>
-      </w:r>
-      <w:r>
-        <w:t xml:space="preserve">we passed </w:t>
+        <w:t>In _</w:t>
+      </w:r>
+      <w:proofErr w:type="spellStart"/>
+      <w:r>
+        <w:t>build_window_assignments</w:t>
+      </w:r>
+      <w:proofErr w:type="spellEnd"/>
+      <w:r>
+        <w:t xml:space="preserve">, </w:t>
+      </w:r>
+      <w:r>
+        <w:t>we pass</w:t>
+      </w:r>
+      <w:proofErr w:type="spellStart"/>
+      <w:r>
+        <w:t xml:space="preserve">ed </w:t>
       </w:r>
       <w:r>
         <w:rPr>
@@ -509,7 +662,19 @@
         <w:t>all</w:t>
       </w:r>
       <w:r>
-        <w:t> test_ids (both normal and seizure windows) into this function. It looks up the chronological position of the window in the EDF file (file_pos) and flags the neighbors to be dropped.</w:t>
+        <w:t> test_ids</w:t>
+      </w:r>
+      <w:proofErr w:type="spellEnd"/>
+      <w:r>
+        <w:t> (both normal and seizure windows) into this function. It looks up the chronological position of the window in the EDF file (</w:t>
+      </w:r>
+      <w:proofErr w:type="spellStart"/>
+      <w:r>
+        <w:t>file_pos</w:t>
+      </w:r>
+      <w:proofErr w:type="spellEnd"/>
+      <w:r>
+        <w:t>) and flags the neighbors to be dropped.</w:t>
       </w:r>
       <w:r>
         <w:t xml:space="preserve"> </w:t>
@@ -521,11 +686,20 @@
         <w:t xml:space="preserve">. </w:t>
       </w:r>
       <w:r>
-        <w:t>The exclusion logic should have had a filter to only apply to class_label == 1 (Seizure windows).</w:t>
-      </w:r>
-    </w:p>
-    <w:p>
-      <w:r>
+        <w:t xml:space="preserve">The exclusion logic should have had a filter to only apply to </w:t>
+      </w:r>
+      <w:proofErr w:type="spellStart"/>
+      <w:r>
+        <w:t>class_label</w:t>
+      </w:r>
+      <w:proofErr w:type="spellEnd"/>
+      <w:r>
+        <w:t xml:space="preserve"> == 1 (Seizure windows).</w:t>
+      </w:r>
+    </w:p>
+    <w:p>
+      <w:r>
+        <w:lastRenderedPageBreak/>
         <w:drawing>
           <wp:inline distT="0" distB="0" distL="0" distR="0" wp14:anchorId="62C78AD4" wp14:editId="33F1C205">
             <wp:extent cx="5943600" cy="2252980"/>
@@ -542,7 +716,7 @@
                     <pic:cNvPicPr/>
                   </pic:nvPicPr>
                   <pic:blipFill>
-                    <a:blip r:embed="rId7"/>
+                    <a:blip r:embed="rId8"/>
                     <a:stretch>
                       <a:fillRect/>
                     </a:stretch>
@@ -600,7 +774,39 @@
         <w:t xml:space="preserve">, this affected training to overfit. </w:t>
       </w:r>
       <w:r>
-        <w:t xml:space="preserve">Because train_pool and val_pool were split randomly, an 80%-overlapped seizure window might end up in val_pool while its neighbor is in train_pool. The CNN will simply memorize the overlapping signal, the validation AUC will falsely spike to 99% in the first few epochs, and the training script will save a </w:t>
+        <w:t xml:space="preserve">Because </w:t>
+      </w:r>
+      <w:proofErr w:type="spellStart"/>
+      <w:r>
+        <w:t>train_pool</w:t>
+      </w:r>
+      <w:proofErr w:type="spellEnd"/>
+      <w:r>
+        <w:t xml:space="preserve"> and </w:t>
+      </w:r>
+      <w:proofErr w:type="spellStart"/>
+      <w:r>
+        <w:t>val_pool</w:t>
+      </w:r>
+      <w:proofErr w:type="spellEnd"/>
+      <w:r>
+        <w:t xml:space="preserve"> were split randomly, an 80%-overlapped seizure window might end up in </w:t>
+      </w:r>
+      <w:proofErr w:type="spellStart"/>
+      <w:r>
+        <w:t>val_pool</w:t>
+      </w:r>
+      <w:proofErr w:type="spellEnd"/>
+      <w:r>
+        <w:t xml:space="preserve"> while its neighbor is in </w:t>
+      </w:r>
+      <w:proofErr w:type="spellStart"/>
+      <w:r>
+        <w:t>train_pool</w:t>
+      </w:r>
+      <w:proofErr w:type="spellEnd"/>
+      <w:r>
+        <w:t xml:space="preserve">. The CNN will simply memorize the overlapping signal, the validation AUC will falsely spike to 99% in the first few epochs, and the training script will save a </w:t>
       </w:r>
       <w:r>
         <w:t xml:space="preserve">strongly </w:t>
@@ -633,7 +839,7 @@
                     <pic:cNvPicPr/>
                   </pic:nvPicPr>
                   <pic:blipFill>
-                    <a:blip r:embed="rId8"/>
+                    <a:blip r:embed="rId9"/>
                     <a:stretch>
                       <a:fillRect/>
                     </a:stretch>
@@ -654,6 +860,625 @@
         </w:drawing>
       </w:r>
     </w:p>
+    <w:p/>
+    <w:p/>
+    <w:p>
+      <w:pPr>
+        <w:rPr>
+          <w:b/>
+          <w:bCs/>
+          <w:sz w:val="40"/>
+          <w:szCs w:val="40"/>
+          <w:u w:val="single"/>
+        </w:rPr>
+      </w:pPr>
+      <w:r>
+        <w:rPr>
+          <w:b/>
+          <w:bCs/>
+          <w:sz w:val="40"/>
+          <w:szCs w:val="40"/>
+          <w:u w:val="single"/>
+        </w:rPr>
+        <w:t>Fixes:</w:t>
+      </w:r>
+    </w:p>
+    <w:p>
+      <w:r>
+        <w:t>1. The chb01 and chb21 Patient Leakage Fix</w:t>
+      </w:r>
+    </w:p>
+    <w:p>
+      <w:r>
+        <w:drawing>
+          <wp:inline distT="0" distB="0" distL="0" distR="0" wp14:anchorId="2420726F" wp14:editId="2019A52B">
+            <wp:extent cx="5943600" cy="2781935"/>
+            <wp:effectExtent l="0" t="0" r="0" b="0"/>
+            <wp:docPr id="2136374519" name="Picture 1" descr="A screenshot of a computer program&#10;&#10;AI-generated content may be incorrect."/>
+            <wp:cNvGraphicFramePr>
+              <a:graphicFrameLocks xmlns:a="http://schemas.openxmlformats.org/drawingml/2006/main" noChangeAspect="1"/>
+            </wp:cNvGraphicFramePr>
+            <a:graphic xmlns:a="http://schemas.openxmlformats.org/drawingml/2006/main">
+              <a:graphicData uri="http://schemas.openxmlformats.org/drawingml/2006/picture">
+                <pic:pic xmlns:pic="http://schemas.openxmlformats.org/drawingml/2006/picture">
+                  <pic:nvPicPr>
+                    <pic:cNvPr id="2136374519" name="Picture 1" descr="A screenshot of a computer program&#10;&#10;AI-generated content may be incorrect."/>
+                    <pic:cNvPicPr/>
+                  </pic:nvPicPr>
+                  <pic:blipFill>
+                    <a:blip r:embed="rId10"/>
+                    <a:stretch>
+                      <a:fillRect/>
+                    </a:stretch>
+                  </pic:blipFill>
+                  <pic:spPr>
+                    <a:xfrm>
+                      <a:off x="0" y="0"/>
+                      <a:ext cx="5943600" cy="2781935"/>
+                    </a:xfrm>
+                    <a:prstGeom prst="rect">
+                      <a:avLst/>
+                    </a:prstGeom>
+                  </pic:spPr>
+                </pic:pic>
+              </a:graphicData>
+            </a:graphic>
+          </wp:inline>
+        </w:drawing>
+      </w:r>
+    </w:p>
+    <w:p>
+      <w:r>
+        <w:t>The ID Merge: By converting chb21 into chb01 dynamically at the very top of the script, every single downstream function (Patient splits, Seizure splits, etc.) now correctly treats them as the exact same human being. You don't have to rewrite the complex logic for the patient-fold splits.</w:t>
+      </w:r>
+    </w:p>
+    <w:p>
+      <w:r>
+        <w:t>The Interval Shift (+= 100): This is a crucial detail. Both chb01 and chb21 have a "Seizure 1", "Seizure 2", etc. If you just renamed the patient, the seizure folds would accidentally group chb01's first seizure and chb21's first seizure into the exact same fold. Adding 100 shifts chb21's seizures to 101, 102, etc., keeping them as distinct chronological events for the Seizure-level protocol.</w:t>
+      </w:r>
+    </w:p>
+    <w:p/>
+    <w:p>
+      <w:r>
+        <w:t>2. The 80% Overlap Fix (Test vs. Train)</w:t>
+      </w:r>
+    </w:p>
+    <w:p>
+      <w:pPr>
+        <w:rPr>
+          <w:rFonts w:ascii="DM Mono" w:hAnsi="DM Mono"/>
+          <w:color w:val="FCFCFC"/>
+          <w:sz w:val="21"/>
+          <w:szCs w:val="21"/>
+          <w:shd w:val="clear" w:color="auto" w:fill="323232"/>
+        </w:rPr>
+      </w:pPr>
+      <w:r>
+        <w:t xml:space="preserve">See </w:t>
+      </w:r>
+      <w:r>
+        <w:rPr>
+          <w:rFonts w:ascii="DM Mono" w:hAnsi="DM Mono"/>
+          <w:color w:val="FCFCFC"/>
+          <w:sz w:val="21"/>
+          <w:szCs w:val="21"/>
+          <w:shd w:val="clear" w:color="auto" w:fill="323232"/>
+        </w:rPr>
+        <w:t>_</w:t>
+      </w:r>
+      <w:proofErr w:type="spellStart"/>
+      <w:r>
+        <w:rPr>
+          <w:rFonts w:ascii="DM Mono" w:hAnsi="DM Mono"/>
+          <w:color w:val="FCFCFC"/>
+          <w:sz w:val="21"/>
+          <w:szCs w:val="21"/>
+          <w:shd w:val="clear" w:color="auto" w:fill="323232"/>
+        </w:rPr>
+        <w:t>resolve_window_</w:t>
+      </w:r>
+      <w:r>
+        <w:rPr>
+          <w:rFonts w:ascii="DM Mono" w:hAnsi="DM Mono"/>
+          <w:color w:val="FCFCFC"/>
+          <w:sz w:val="21"/>
+          <w:szCs w:val="21"/>
+          <w:shd w:val="clear" w:color="auto" w:fill="323232"/>
+        </w:rPr>
+        <w:t>f</w:t>
+      </w:r>
+      <w:r>
+        <w:rPr>
+          <w:rFonts w:ascii="DM Mono" w:hAnsi="DM Mono"/>
+          <w:color w:val="FCFCFC"/>
+          <w:sz w:val="21"/>
+          <w:szCs w:val="21"/>
+          <w:shd w:val="clear" w:color="auto" w:fill="323232"/>
+        </w:rPr>
+        <w:t>old</w:t>
+      </w:r>
+      <w:proofErr w:type="spellEnd"/>
+    </w:p>
+    <w:p>
+      <w:pPr>
+        <w:rPr>
+          <w:rFonts w:ascii="DM Mono" w:hAnsi="DM Mono"/>
+          <w:color w:val="FCFCFC"/>
+          <w:sz w:val="21"/>
+          <w:szCs w:val="21"/>
+          <w:shd w:val="clear" w:color="auto" w:fill="323232"/>
+        </w:rPr>
+      </w:pPr>
+      <w:r>
+        <w:rPr>
+          <w:rFonts w:ascii="DM Mono" w:hAnsi="DM Mono"/>
+          <w:color w:val="FCFCFC"/>
+          <w:sz w:val="21"/>
+          <w:szCs w:val="21"/>
+          <w:shd w:val="clear" w:color="auto" w:fill="323232"/>
+        </w:rPr>
+        <w:lastRenderedPageBreak/>
+        <w:drawing>
+          <wp:inline distT="0" distB="0" distL="0" distR="0" wp14:anchorId="4A4192C9" wp14:editId="5EB2D44A">
+            <wp:extent cx="4880344" cy="1564213"/>
+            <wp:effectExtent l="0" t="0" r="0" b="0"/>
+            <wp:docPr id="517301463" name="Picture 1" descr="A screen shot of a computer program&#10;&#10;AI-generated content may be incorrect."/>
+            <wp:cNvGraphicFramePr>
+              <a:graphicFrameLocks xmlns:a="http://schemas.openxmlformats.org/drawingml/2006/main" noChangeAspect="1"/>
+            </wp:cNvGraphicFramePr>
+            <a:graphic xmlns:a="http://schemas.openxmlformats.org/drawingml/2006/main">
+              <a:graphicData uri="http://schemas.openxmlformats.org/drawingml/2006/picture">
+                <pic:pic xmlns:pic="http://schemas.openxmlformats.org/drawingml/2006/picture">
+                  <pic:nvPicPr>
+                    <pic:cNvPr id="517301463" name="Picture 1" descr="A screen shot of a computer program&#10;&#10;AI-generated content may be incorrect."/>
+                    <pic:cNvPicPr/>
+                  </pic:nvPicPr>
+                  <pic:blipFill>
+                    <a:blip r:embed="rId11"/>
+                    <a:stretch>
+                      <a:fillRect/>
+                    </a:stretch>
+                  </pic:blipFill>
+                  <pic:spPr>
+                    <a:xfrm>
+                      <a:off x="0" y="0"/>
+                      <a:ext cx="4910752" cy="1573959"/>
+                    </a:xfrm>
+                    <a:prstGeom prst="rect">
+                      <a:avLst/>
+                    </a:prstGeom>
+                  </pic:spPr>
+                </pic:pic>
+              </a:graphicData>
+            </a:graphic>
+          </wp:inline>
+        </w:drawing>
+      </w:r>
+    </w:p>
+    <w:p>
+      <w:pPr>
+        <w:rPr>
+          <w:rFonts w:ascii="DM Mono" w:hAnsi="DM Mono"/>
+          <w:color w:val="FCFCFC"/>
+          <w:sz w:val="21"/>
+          <w:szCs w:val="21"/>
+          <w:shd w:val="clear" w:color="auto" w:fill="323232"/>
+        </w:rPr>
+      </w:pPr>
+    </w:p>
+    <w:p>
+      <w:pPr>
+        <w:pStyle w:val="ng-star-inserted"/>
+        <w:numPr>
+          <w:ilvl w:val="0"/>
+          <w:numId w:val="5"/>
+        </w:numPr>
+        <w:spacing w:before="0" w:beforeAutospacing="0" w:after="105" w:afterAutospacing="0" w:line="315" w:lineRule="atLeast"/>
+        <w:rPr>
+          <w:rFonts w:ascii="Arial" w:hAnsi="Arial" w:cs="Arial"/>
+          <w:color w:val="000000" w:themeColor="text1"/>
+          <w:sz w:val="21"/>
+          <w:szCs w:val="21"/>
+        </w:rPr>
+      </w:pPr>
+      <w:r>
+        <w:rPr>
+          <w:rStyle w:val="ng-star-inserted1"/>
+          <w:rFonts w:ascii="Arial" w:eastAsiaTheme="majorEastAsia" w:hAnsi="Arial" w:cs="Arial"/>
+          <w:b/>
+          <w:bCs/>
+          <w:color w:val="000000" w:themeColor="text1"/>
+          <w:sz w:val="21"/>
+          <w:szCs w:val="21"/>
+        </w:rPr>
+        <w:t>The</w:t>
+      </w:r>
+      <w:r>
+        <w:rPr>
+          <w:rStyle w:val="apple-converted-space"/>
+          <w:rFonts w:ascii="Arial" w:eastAsiaTheme="majorEastAsia" w:hAnsi="Arial" w:cs="Arial"/>
+          <w:b/>
+          <w:bCs/>
+          <w:color w:val="000000" w:themeColor="text1"/>
+          <w:sz w:val="21"/>
+          <w:szCs w:val="21"/>
+        </w:rPr>
+        <w:t> </w:t>
+      </w:r>
+      <w:proofErr w:type="gramStart"/>
+      <w:r>
+        <w:rPr>
+          <w:rStyle w:val="inline-code"/>
+          <w:rFonts w:ascii="DM Mono" w:eastAsiaTheme="majorEastAsia" w:hAnsi="DM Mono" w:cs="Arial"/>
+          <w:b/>
+          <w:bCs/>
+          <w:color w:val="000000" w:themeColor="text1"/>
+          <w:sz w:val="21"/>
+          <w:szCs w:val="21"/>
+          <w:bdr w:val="none" w:sz="0" w:space="0" w:color="auto" w:frame="1"/>
+        </w:rPr>
+        <w:t>range(</w:t>
+      </w:r>
+      <w:proofErr w:type="gramEnd"/>
+      <w:r>
+        <w:rPr>
+          <w:rStyle w:val="inline-code"/>
+          <w:rFonts w:ascii="DM Mono" w:eastAsiaTheme="majorEastAsia" w:hAnsi="DM Mono" w:cs="Arial"/>
+          <w:b/>
+          <w:bCs/>
+          <w:color w:val="000000" w:themeColor="text1"/>
+          <w:sz w:val="21"/>
+          <w:szCs w:val="21"/>
+          <w:bdr w:val="none" w:sz="0" w:space="0" w:color="auto" w:frame="1"/>
+        </w:rPr>
+        <w:t>1, 5)</w:t>
+      </w:r>
+      <w:r>
+        <w:rPr>
+          <w:rStyle w:val="ng-star-inserted1"/>
+          <w:rFonts w:ascii="Arial" w:eastAsiaTheme="majorEastAsia" w:hAnsi="Arial" w:cs="Arial"/>
+          <w:b/>
+          <w:bCs/>
+          <w:color w:val="000000" w:themeColor="text1"/>
+          <w:sz w:val="21"/>
+          <w:szCs w:val="21"/>
+        </w:rPr>
+        <w:t>:</w:t>
+      </w:r>
+      <w:r>
+        <w:rPr>
+          <w:rStyle w:val="apple-converted-space"/>
+          <w:rFonts w:ascii="Arial" w:eastAsiaTheme="majorEastAsia" w:hAnsi="Arial" w:cs="Arial"/>
+          <w:color w:val="000000" w:themeColor="text1"/>
+          <w:sz w:val="21"/>
+          <w:szCs w:val="21"/>
+        </w:rPr>
+        <w:t> </w:t>
+      </w:r>
+      <w:r>
+        <w:rPr>
+          <w:rStyle w:val="ng-star-inserted1"/>
+          <w:rFonts w:ascii="Arial" w:eastAsiaTheme="majorEastAsia" w:hAnsi="Arial" w:cs="Arial"/>
+          <w:color w:val="000000" w:themeColor="text1"/>
+          <w:sz w:val="21"/>
+          <w:szCs w:val="21"/>
+        </w:rPr>
+        <w:t xml:space="preserve">This correctly implements the math. An 80% overlap means the sliding window advances by 20%. Therefore, neighbors at distances of 1 (80% overlap), 2 (60%), 3 (40%), and 4 (20%) are dropped. </w:t>
+      </w:r>
+      <w:proofErr w:type="gramStart"/>
+      <w:r>
+        <w:rPr>
+          <w:rStyle w:val="ng-star-inserted1"/>
+          <w:rFonts w:ascii="Arial" w:eastAsiaTheme="majorEastAsia" w:hAnsi="Arial" w:cs="Arial"/>
+          <w:color w:val="000000" w:themeColor="text1"/>
+          <w:sz w:val="21"/>
+          <w:szCs w:val="21"/>
+        </w:rPr>
+        <w:t>A distance of 5</w:t>
+      </w:r>
+      <w:proofErr w:type="gramEnd"/>
+      <w:r>
+        <w:rPr>
+          <w:rStyle w:val="ng-star-inserted1"/>
+          <w:rFonts w:ascii="Arial" w:eastAsiaTheme="majorEastAsia" w:hAnsi="Arial" w:cs="Arial"/>
+          <w:color w:val="000000" w:themeColor="text1"/>
+          <w:sz w:val="21"/>
+          <w:szCs w:val="21"/>
+        </w:rPr>
+        <w:t xml:space="preserve"> has 0% overlap and is safe to keep.</w:t>
+      </w:r>
+    </w:p>
+    <w:p>
+      <w:pPr>
+        <w:pStyle w:val="ng-star-inserted"/>
+        <w:numPr>
+          <w:ilvl w:val="0"/>
+          <w:numId w:val="5"/>
+        </w:numPr>
+        <w:spacing w:before="0" w:beforeAutospacing="0" w:after="105" w:afterAutospacing="0" w:line="315" w:lineRule="atLeast"/>
+        <w:rPr>
+          <w:rFonts w:ascii="Arial" w:hAnsi="Arial" w:cs="Arial"/>
+          <w:color w:val="000000" w:themeColor="text1"/>
+          <w:sz w:val="21"/>
+          <w:szCs w:val="21"/>
+        </w:rPr>
+      </w:pPr>
+      <w:r>
+        <w:rPr>
+          <w:rStyle w:val="ng-star-inserted1"/>
+          <w:rFonts w:ascii="Arial" w:eastAsiaTheme="majorEastAsia" w:hAnsi="Arial" w:cs="Arial"/>
+          <w:b/>
+          <w:bCs/>
+          <w:color w:val="000000" w:themeColor="text1"/>
+          <w:sz w:val="21"/>
+          <w:szCs w:val="21"/>
+        </w:rPr>
+        <w:t>The</w:t>
+      </w:r>
+      <w:r>
+        <w:rPr>
+          <w:rStyle w:val="apple-converted-space"/>
+          <w:rFonts w:ascii="Arial" w:eastAsiaTheme="majorEastAsia" w:hAnsi="Arial" w:cs="Arial"/>
+          <w:b/>
+          <w:bCs/>
+          <w:color w:val="000000" w:themeColor="text1"/>
+          <w:sz w:val="21"/>
+          <w:szCs w:val="21"/>
+        </w:rPr>
+        <w:t> </w:t>
+      </w:r>
+      <w:proofErr w:type="spellStart"/>
+      <w:r>
+        <w:rPr>
+          <w:rStyle w:val="inline-code"/>
+          <w:rFonts w:ascii="DM Mono" w:eastAsiaTheme="majorEastAsia" w:hAnsi="DM Mono" w:cs="Arial"/>
+          <w:b/>
+          <w:bCs/>
+          <w:color w:val="000000" w:themeColor="text1"/>
+          <w:sz w:val="21"/>
+          <w:szCs w:val="21"/>
+          <w:bdr w:val="none" w:sz="0" w:space="0" w:color="auto" w:frame="1"/>
+        </w:rPr>
+        <w:t>class_label</w:t>
+      </w:r>
+      <w:proofErr w:type="spellEnd"/>
+      <w:r>
+        <w:rPr>
+          <w:rStyle w:val="inline-code"/>
+          <w:rFonts w:ascii="DM Mono" w:eastAsiaTheme="majorEastAsia" w:hAnsi="DM Mono" w:cs="Arial"/>
+          <w:b/>
+          <w:bCs/>
+          <w:color w:val="000000" w:themeColor="text1"/>
+          <w:sz w:val="21"/>
+          <w:szCs w:val="21"/>
+          <w:bdr w:val="none" w:sz="0" w:space="0" w:color="auto" w:frame="1"/>
+        </w:rPr>
+        <w:t xml:space="preserve"> == 1</w:t>
+      </w:r>
+      <w:r>
+        <w:rPr>
+          <w:rStyle w:val="apple-converted-space"/>
+          <w:rFonts w:ascii="Arial" w:eastAsiaTheme="majorEastAsia" w:hAnsi="Arial" w:cs="Arial"/>
+          <w:b/>
+          <w:bCs/>
+          <w:color w:val="000000" w:themeColor="text1"/>
+          <w:sz w:val="21"/>
+          <w:szCs w:val="21"/>
+        </w:rPr>
+        <w:t> </w:t>
+      </w:r>
+      <w:r>
+        <w:rPr>
+          <w:rStyle w:val="ng-star-inserted1"/>
+          <w:rFonts w:ascii="Arial" w:eastAsiaTheme="majorEastAsia" w:hAnsi="Arial" w:cs="Arial"/>
+          <w:b/>
+          <w:bCs/>
+          <w:color w:val="000000" w:themeColor="text1"/>
+          <w:sz w:val="21"/>
+          <w:szCs w:val="21"/>
+        </w:rPr>
+        <w:t>filter:</w:t>
+      </w:r>
+      <w:r>
+        <w:rPr>
+          <w:rStyle w:val="apple-converted-space"/>
+          <w:rFonts w:ascii="Arial" w:eastAsiaTheme="majorEastAsia" w:hAnsi="Arial" w:cs="Arial"/>
+          <w:color w:val="000000" w:themeColor="text1"/>
+          <w:sz w:val="21"/>
+          <w:szCs w:val="21"/>
+        </w:rPr>
+        <w:t> </w:t>
+      </w:r>
+      <w:r>
+        <w:rPr>
+          <w:rStyle w:val="ng-star-inserted1"/>
+          <w:rFonts w:ascii="Arial" w:eastAsiaTheme="majorEastAsia" w:hAnsi="Arial" w:cs="Arial"/>
+          <w:color w:val="000000" w:themeColor="text1"/>
+          <w:sz w:val="21"/>
+          <w:szCs w:val="21"/>
+        </w:rPr>
+        <w:t>Because normal windows (class 0) are contiguous and do not overlap, we</w:t>
+      </w:r>
+      <w:r>
+        <w:rPr>
+          <w:rStyle w:val="apple-converted-space"/>
+          <w:rFonts w:ascii="Arial" w:eastAsiaTheme="majorEastAsia" w:hAnsi="Arial" w:cs="Arial"/>
+          <w:color w:val="000000" w:themeColor="text1"/>
+          <w:sz w:val="21"/>
+          <w:szCs w:val="21"/>
+        </w:rPr>
+        <w:t> </w:t>
+      </w:r>
+      <w:r>
+        <w:rPr>
+          <w:rStyle w:val="ng-star-inserted1"/>
+          <w:rFonts w:ascii="Arial" w:eastAsiaTheme="majorEastAsia" w:hAnsi="Arial" w:cs="Arial"/>
+          <w:i/>
+          <w:iCs/>
+          <w:color w:val="000000" w:themeColor="text1"/>
+          <w:sz w:val="21"/>
+          <w:szCs w:val="21"/>
+        </w:rPr>
+        <w:t>only</w:t>
+      </w:r>
+      <w:r>
+        <w:rPr>
+          <w:rStyle w:val="apple-converted-space"/>
+          <w:rFonts w:ascii="Arial" w:eastAsiaTheme="majorEastAsia" w:hAnsi="Arial" w:cs="Arial"/>
+          <w:color w:val="000000" w:themeColor="text1"/>
+          <w:sz w:val="21"/>
+          <w:szCs w:val="21"/>
+        </w:rPr>
+        <w:t> </w:t>
+      </w:r>
+      <w:r>
+        <w:rPr>
+          <w:rStyle w:val="ng-star-inserted1"/>
+          <w:rFonts w:ascii="Arial" w:eastAsiaTheme="majorEastAsia" w:hAnsi="Arial" w:cs="Arial"/>
+          <w:color w:val="000000" w:themeColor="text1"/>
+          <w:sz w:val="21"/>
+          <w:szCs w:val="21"/>
+        </w:rPr>
+        <w:t>calculate offsets for</w:t>
+      </w:r>
+      <w:r>
+        <w:rPr>
+          <w:rStyle w:val="apple-converted-space"/>
+          <w:rFonts w:ascii="Arial" w:eastAsiaTheme="majorEastAsia" w:hAnsi="Arial" w:cs="Arial"/>
+          <w:color w:val="000000" w:themeColor="text1"/>
+          <w:sz w:val="21"/>
+          <w:szCs w:val="21"/>
+        </w:rPr>
+        <w:t> </w:t>
+      </w:r>
+      <w:proofErr w:type="spellStart"/>
+      <w:r>
+        <w:rPr>
+          <w:rStyle w:val="inline-code"/>
+          <w:rFonts w:ascii="DM Mono" w:eastAsiaTheme="majorEastAsia" w:hAnsi="DM Mono" w:cs="Arial"/>
+          <w:color w:val="000000" w:themeColor="text1"/>
+          <w:sz w:val="21"/>
+          <w:szCs w:val="21"/>
+          <w:bdr w:val="none" w:sz="0" w:space="0" w:color="auto" w:frame="1"/>
+        </w:rPr>
+        <w:t>test_pos_ids</w:t>
+      </w:r>
+      <w:proofErr w:type="spellEnd"/>
+      <w:r>
+        <w:rPr>
+          <w:rStyle w:val="apple-converted-space"/>
+          <w:rFonts w:ascii="Arial" w:eastAsiaTheme="majorEastAsia" w:hAnsi="Arial" w:cs="Arial"/>
+          <w:color w:val="000000" w:themeColor="text1"/>
+          <w:sz w:val="21"/>
+          <w:szCs w:val="21"/>
+        </w:rPr>
+        <w:t> </w:t>
+      </w:r>
+      <w:r>
+        <w:rPr>
+          <w:rStyle w:val="ng-star-inserted1"/>
+          <w:rFonts w:ascii="Arial" w:eastAsiaTheme="majorEastAsia" w:hAnsi="Arial" w:cs="Arial"/>
+          <w:color w:val="000000" w:themeColor="text1"/>
+          <w:sz w:val="21"/>
+          <w:szCs w:val="21"/>
+        </w:rPr>
+        <w:t>(the seizure windows). This ensures we eliminate 100% of the data leakage without throwing away any valid normal data.</w:t>
+      </w:r>
+    </w:p>
+    <w:p>
+      <w:pPr>
+        <w:rPr>
+          <w:rFonts w:ascii="DM Mono" w:hAnsi="DM Mono"/>
+          <w:color w:val="FCFCFC"/>
+          <w:sz w:val="21"/>
+          <w:szCs w:val="21"/>
+          <w:shd w:val="clear" w:color="auto" w:fill="323232"/>
+        </w:rPr>
+      </w:pPr>
+    </w:p>
+    <w:p>
+      <w:r>
+        <w:t xml:space="preserve">3. </w:t>
+      </w:r>
+      <w:r>
+        <w:t>The Hidden Overlap Fix (Validation vs. Train)</w:t>
+      </w:r>
+    </w:p>
+    <w:p/>
+    <w:p>
+      <w:r>
+        <w:drawing>
+          <wp:inline distT="0" distB="0" distL="0" distR="0" wp14:anchorId="3FEE1ED3" wp14:editId="416B27A6">
+            <wp:extent cx="5943600" cy="1962785"/>
+            <wp:effectExtent l="0" t="0" r="0" b="5715"/>
+            <wp:docPr id="705217982" name="Picture 1" descr="A computer screen shot of a code&#10;&#10;AI-generated content may be incorrect."/>
+            <wp:cNvGraphicFramePr>
+              <a:graphicFrameLocks xmlns:a="http://schemas.openxmlformats.org/drawingml/2006/main" noChangeAspect="1"/>
+            </wp:cNvGraphicFramePr>
+            <a:graphic xmlns:a="http://schemas.openxmlformats.org/drawingml/2006/main">
+              <a:graphicData uri="http://schemas.openxmlformats.org/drawingml/2006/picture">
+                <pic:pic xmlns:pic="http://schemas.openxmlformats.org/drawingml/2006/picture">
+                  <pic:nvPicPr>
+                    <pic:cNvPr id="705217982" name="Picture 1" descr="A computer screen shot of a code&#10;&#10;AI-generated content may be incorrect."/>
+                    <pic:cNvPicPr/>
+                  </pic:nvPicPr>
+                  <pic:blipFill>
+                    <a:blip r:embed="rId12"/>
+                    <a:stretch>
+                      <a:fillRect/>
+                    </a:stretch>
+                  </pic:blipFill>
+                  <pic:spPr>
+                    <a:xfrm>
+                      <a:off x="0" y="0"/>
+                      <a:ext cx="5943600" cy="1962785"/>
+                    </a:xfrm>
+                    <a:prstGeom prst="rect">
+                      <a:avLst/>
+                    </a:prstGeom>
+                  </pic:spPr>
+                </pic:pic>
+              </a:graphicData>
+            </a:graphic>
+          </wp:inline>
+        </w:drawing>
+      </w:r>
+    </w:p>
+    <w:p>
+      <w:r>
+        <w:t>Protecting the Validation Set</w:t>
+      </w:r>
+      <w:r>
+        <w:br/>
+      </w:r>
+    </w:p>
+    <w:p>
+      <w:r>
+        <w:t>Protecting the Validation Set: This is the part your partner completely missed. During training, deep learning models save their "best" checkpoint based on the validation score. If validation windows overlap with training windows, the model will "cheat," the validation AUC will hit 0.99 immediately, and it will save an overfitted model.</w:t>
+      </w:r>
+    </w:p>
+    <w:p/>
+    <w:p>
+      <w:r>
+        <w:t xml:space="preserve">This block ensures the training pool </w:t>
+      </w:r>
+      <w:proofErr w:type="spellStart"/>
+      <w:r>
+        <w:t>train_pool</w:t>
+      </w:r>
+      <w:proofErr w:type="spellEnd"/>
+      <w:r>
+        <w:t xml:space="preserve"> is purged of any windows that overlap with the validation set </w:t>
+      </w:r>
+      <w:proofErr w:type="spellStart"/>
+      <w:r>
+        <w:t>val_pool</w:t>
+      </w:r>
+      <w:proofErr w:type="spellEnd"/>
+      <w:r>
+        <w:t>, guaranteeing that the checkpoint saved by the CNN is genuinely generalizing to unseen data.</w:t>
+      </w:r>
+    </w:p>
     <w:sectPr>
       <w:pgSz w:w="12240" w:h="15840"/>
       <w:pgMar w:top="1440" w:right="1440" w:bottom="1440" w:left="1440" w:header="720" w:footer="720" w:gutter="0"/>
@@ -667,6 +1492,155 @@
 <file path=word/numbering.xml><?xml version="1.0" encoding="utf-8"?>
 <w:numbering xmlns:wpc="http://schemas.microsoft.com/office/word/2010/wordprocessingCanvas" xmlns:cx="http://schemas.microsoft.com/office/drawing/2014/chartex" xmlns:cx1="http://schemas.microsoft.com/office/drawing/2015/9/8/chartex" xmlns:cx2="http://schemas.microsoft.com/office/drawing/2015/10/21/chartex" xmlns:cx3="http://schemas.microsoft.com/office/drawing/2016/5/9/chartex" xmlns:cx4="http://schemas.microsoft.com/office/drawing/2016/5/10/chartex" xmlns:cx5="http://schemas.microsoft.com/office/drawing/2016/5/11/chartex" xmlns:cx6="http://schemas.microsoft.com/office/drawing/2016/5/12/chartex" xmlns:cx7="http://schemas.microsoft.com/office/drawing/2016/5/13/chartex" xmlns:cx8="http://schemas.microsoft.com/office/drawing/2016/5/14/chartex" xmlns:mc="http://schemas.openxmlformats.org/markup-compatibility/2006" xmlns:aink="http://schemas.microsoft.com/office/drawing/2016/ink" xmlns:am3d="http://schemas.microsoft.com/office/drawing/2017/model3d" xmlns:o="urn:schemas-microsoft-com:office:office" xmlns:oel="http://schemas.microsoft.com/office/2019/extlst" xmlns:r="http://schemas.openxmlformats.org/officeDocument/2006/relationships" xmlns:m="http://schemas.openxmlformats.org/officeDocument/2006/math" xmlns:v="urn:schemas-microsoft-com:vml" xmlns:wp14="http://schemas.microsoft.com/office/word/2010/wordprocessingDrawing" xmlns:wp="http://schemas.openxmlformats.org/drawingml/2006/wordprocessingDrawing" xmlns:w10="urn:schemas-microsoft-com:office:word" xmlns:w="http://schemas.openxmlformats.org/wordprocessingml/2006/main" xmlns:w14="http://schemas.microsoft.com/office/word/2010/wordml" xmlns:w15="http://schemas.microsoft.com/office/word/2012/wordml" xmlns:w16cex="http://schemas.microsoft.com/office/word/2018/wordml/cex" xmlns:w16cid="http://schemas.microsoft.com/office/word/2016/wordml/cid" xmlns:w16="http://schemas.microsoft.com/office/word/2018/wordml" xmlns:w16du="http://schemas.microsoft.com/office/word/2023/wordml/word16du" xmlns:w16sdtdh="http://schemas.microsoft.com/office/word/2020/wordml/sdtdatahash" xmlns:w16sdtfl="http://schemas.microsoft.com/office/word/2024/wordml/sdtformatlock" xmlns:w16se="http://schemas.microsoft.com/office/word/2015/wordml/symex" xmlns:wpg="http://schemas.microsoft.com/office/word/2010/wordprocessingGroup" xmlns:wpi="http://schemas.microsoft.com/office/word/2010/wordprocessingInk" xmlns:wne="http://schemas.microsoft.com/office/word/2006/wordml" xmlns:wps="http://schemas.microsoft.com/office/word/2010/wordprocessingShape" mc:Ignorable="w14 w15 w16se w16cid w16 w16cex w16sdtdh w16sdtfl w16du wp14">
   <w:abstractNum w:abstractNumId="0" w15:restartNumberingAfterBreak="0">
+    <w:nsid w:val="03976A23"/>
+    <w:multiLevelType w:val="multilevel"/>
+    <w:tmpl w:val="1004CFBE"/>
+    <w:lvl w:ilvl="0">
+      <w:start w:val="1"/>
+      <w:numFmt w:val="bullet"/>
+      <w:lvlText w:val=""/>
+      <w:lvlJc w:val="left"/>
+      <w:pPr>
+        <w:tabs>
+          <w:tab w:val="num" w:pos="720"/>
+        </w:tabs>
+        <w:ind w:left="720" w:hanging="360"/>
+      </w:pPr>
+      <w:rPr>
+        <w:rFonts w:ascii="Symbol" w:hAnsi="Symbol" w:hint="default"/>
+        <w:sz w:val="20"/>
+      </w:rPr>
+    </w:lvl>
+    <w:lvl w:ilvl="1" w:tentative="1">
+      <w:start w:val="1"/>
+      <w:numFmt w:val="bullet"/>
+      <w:lvlText w:val="o"/>
+      <w:lvlJc w:val="left"/>
+      <w:pPr>
+        <w:tabs>
+          <w:tab w:val="num" w:pos="1440"/>
+        </w:tabs>
+        <w:ind w:left="1440" w:hanging="360"/>
+      </w:pPr>
+      <w:rPr>
+        <w:rFonts w:ascii="Courier New" w:hAnsi="Courier New" w:hint="default"/>
+        <w:sz w:val="20"/>
+      </w:rPr>
+    </w:lvl>
+    <w:lvl w:ilvl="2" w:tentative="1">
+      <w:start w:val="1"/>
+      <w:numFmt w:val="bullet"/>
+      <w:lvlText w:val=""/>
+      <w:lvlJc w:val="left"/>
+      <w:pPr>
+        <w:tabs>
+          <w:tab w:val="num" w:pos="2160"/>
+        </w:tabs>
+        <w:ind w:left="2160" w:hanging="360"/>
+      </w:pPr>
+      <w:rPr>
+        <w:rFonts w:ascii="Wingdings" w:hAnsi="Wingdings" w:hint="default"/>
+        <w:sz w:val="20"/>
+      </w:rPr>
+    </w:lvl>
+    <w:lvl w:ilvl="3" w:tentative="1">
+      <w:start w:val="1"/>
+      <w:numFmt w:val="bullet"/>
+      <w:lvlText w:val=""/>
+      <w:lvlJc w:val="left"/>
+      <w:pPr>
+        <w:tabs>
+          <w:tab w:val="num" w:pos="2880"/>
+        </w:tabs>
+        <w:ind w:left="2880" w:hanging="360"/>
+      </w:pPr>
+      <w:rPr>
+        <w:rFonts w:ascii="Wingdings" w:hAnsi="Wingdings" w:hint="default"/>
+        <w:sz w:val="20"/>
+      </w:rPr>
+    </w:lvl>
+    <w:lvl w:ilvl="4" w:tentative="1">
+      <w:start w:val="1"/>
+      <w:numFmt w:val="bullet"/>
+      <w:lvlText w:val=""/>
+      <w:lvlJc w:val="left"/>
+      <w:pPr>
+        <w:tabs>
+          <w:tab w:val="num" w:pos="3600"/>
+        </w:tabs>
+        <w:ind w:left="3600" w:hanging="360"/>
+      </w:pPr>
+      <w:rPr>
+        <w:rFonts w:ascii="Wingdings" w:hAnsi="Wingdings" w:hint="default"/>
+        <w:sz w:val="20"/>
+      </w:rPr>
+    </w:lvl>
+    <w:lvl w:ilvl="5" w:tentative="1">
+      <w:start w:val="1"/>
+      <w:numFmt w:val="bullet"/>
+      <w:lvlText w:val=""/>
+      <w:lvlJc w:val="left"/>
+      <w:pPr>
+        <w:tabs>
+          <w:tab w:val="num" w:pos="4320"/>
+        </w:tabs>
+        <w:ind w:left="4320" w:hanging="360"/>
+      </w:pPr>
+      <w:rPr>
+        <w:rFonts w:ascii="Wingdings" w:hAnsi="Wingdings" w:hint="default"/>
+        <w:sz w:val="20"/>
+      </w:rPr>
+    </w:lvl>
+    <w:lvl w:ilvl="6" w:tentative="1">
+      <w:start w:val="1"/>
+      <w:numFmt w:val="bullet"/>
+      <w:lvlText w:val=""/>
+      <w:lvlJc w:val="left"/>
+      <w:pPr>
+        <w:tabs>
+          <w:tab w:val="num" w:pos="5040"/>
+        </w:tabs>
+        <w:ind w:left="5040" w:hanging="360"/>
+      </w:pPr>
+      <w:rPr>
+        <w:rFonts w:ascii="Wingdings" w:hAnsi="Wingdings" w:hint="default"/>
+        <w:sz w:val="20"/>
+      </w:rPr>
+    </w:lvl>
+    <w:lvl w:ilvl="7" w:tentative="1">
+      <w:start w:val="1"/>
+      <w:numFmt w:val="bullet"/>
+      <w:lvlText w:val=""/>
+      <w:lvlJc w:val="left"/>
+      <w:pPr>
+        <w:tabs>
+          <w:tab w:val="num" w:pos="5760"/>
+        </w:tabs>
+        <w:ind w:left="5760" w:hanging="360"/>
+      </w:pPr>
+      <w:rPr>
+        <w:rFonts w:ascii="Wingdings" w:hAnsi="Wingdings" w:hint="default"/>
+        <w:sz w:val="20"/>
+      </w:rPr>
+    </w:lvl>
+    <w:lvl w:ilvl="8" w:tentative="1">
+      <w:start w:val="1"/>
+      <w:numFmt w:val="bullet"/>
+      <w:lvlText w:val=""/>
+      <w:lvlJc w:val="left"/>
+      <w:pPr>
+        <w:tabs>
+          <w:tab w:val="num" w:pos="6480"/>
+        </w:tabs>
+        <w:ind w:left="6480" w:hanging="360"/>
+      </w:pPr>
+      <w:rPr>
+        <w:rFonts w:ascii="Wingdings" w:hAnsi="Wingdings" w:hint="default"/>
+        <w:sz w:val="20"/>
+      </w:rPr>
+    </w:lvl>
+  </w:abstractNum>
+  <w:abstractNum w:abstractNumId="1" w15:restartNumberingAfterBreak="0">
     <w:nsid w:val="1FE67143"/>
     <w:multiLevelType w:val="hybridMultilevel"/>
     <w:tmpl w:val="BE7ACAA8"/>
@@ -779,7 +1753,7 @@
       </w:rPr>
     </w:lvl>
   </w:abstractNum>
-  <w:abstractNum w:abstractNumId="1" w15:restartNumberingAfterBreak="0">
+  <w:abstractNum w:abstractNumId="2" w15:restartNumberingAfterBreak="0">
     <w:nsid w:val="28FE5EB5"/>
     <w:multiLevelType w:val="hybridMultilevel"/>
     <w:tmpl w:val="559A803E"/>
@@ -892,7 +1866,7 @@
       </w:rPr>
     </w:lvl>
   </w:abstractNum>
-  <w:abstractNum w:abstractNumId="2" w15:restartNumberingAfterBreak="0">
+  <w:abstractNum w:abstractNumId="3" w15:restartNumberingAfterBreak="0">
     <w:nsid w:val="562505D4"/>
     <w:multiLevelType w:val="multilevel"/>
     <w:tmpl w:val="9B76A19A"/>
@@ -1005,7 +1979,7 @@
       </w:pPr>
     </w:lvl>
   </w:abstractNum>
-  <w:abstractNum w:abstractNumId="3" w15:restartNumberingAfterBreak="0">
+  <w:abstractNum w:abstractNumId="4" w15:restartNumberingAfterBreak="0">
     <w:nsid w:val="787C0291"/>
     <w:multiLevelType w:val="hybridMultilevel"/>
     <w:tmpl w:val="1564F874"/>
@@ -1095,16 +2069,19 @@
     </w:lvl>
   </w:abstractNum>
   <w:num w:numId="1" w16cid:durableId="1622952527">
+    <w:abstractNumId w:val="4"/>
+  </w:num>
+  <w:num w:numId="2" w16cid:durableId="905991925">
+    <w:abstractNumId w:val="2"/>
+  </w:num>
+  <w:num w:numId="3" w16cid:durableId="1583249777">
+    <w:abstractNumId w:val="1"/>
+  </w:num>
+  <w:num w:numId="4" w16cid:durableId="273900304">
     <w:abstractNumId w:val="3"/>
   </w:num>
-  <w:num w:numId="2" w16cid:durableId="905991925">
-    <w:abstractNumId w:val="1"/>
-  </w:num>
-  <w:num w:numId="3" w16cid:durableId="1583249777">
+  <w:num w:numId="5" w16cid:durableId="412750568">
     <w:abstractNumId w:val="0"/>
-  </w:num>
-  <w:num w:numId="4" w16cid:durableId="273900304">
-    <w:abstractNumId w:val="2"/>
   </w:num>
 </w:numbering>
 </file>
@@ -1560,7 +2537,6 @@
     <w:next w:val="Normal"/>
     <w:link w:val="Heading3Char"/>
     <w:uiPriority w:val="9"/>
-    <w:semiHidden/>
     <w:unhideWhenUsed/>
     <w:qFormat/>
     <w:rsid w:val="00E4579A"/>
@@ -1767,7 +2743,6 @@
     <w:basedOn w:val="DefaultParagraphFont"/>
     <w:link w:val="Heading3"/>
     <w:uiPriority w:val="9"/>
-    <w:semiHidden/>
     <w:rsid w:val="00E4579A"/>
     <w:rPr>
       <w:rFonts w:eastAsiaTheme="majorEastAsia" w:cstheme="majorBidi"/>
@@ -2047,6 +3022,34 @@
       <w:color w:val="605E5C"/>
       <w:shd w:val="clear" w:color="auto" w:fill="E1DFDD"/>
     </w:rPr>
+  </w:style>
+  <w:style w:type="paragraph" w:customStyle="1" w:styleId="ng-star-inserted">
+    <w:name w:val="ng-star-inserted"/>
+    <w:basedOn w:val="Normal"/>
+    <w:rsid w:val="00030C48"/>
+    <w:pPr>
+      <w:spacing w:before="100" w:beforeAutospacing="1" w:after="100" w:afterAutospacing="1" w:line="240" w:lineRule="auto"/>
+    </w:pPr>
+    <w:rPr>
+      <w:rFonts w:ascii="Times New Roman" w:eastAsia="Times New Roman" w:hAnsi="Times New Roman" w:cs="Times New Roman"/>
+      <w:kern w:val="0"/>
+      <w14:ligatures w14:val="none"/>
+    </w:rPr>
+  </w:style>
+  <w:style w:type="character" w:customStyle="1" w:styleId="ng-star-inserted1">
+    <w:name w:val="ng-star-inserted1"/>
+    <w:basedOn w:val="DefaultParagraphFont"/>
+    <w:rsid w:val="00030C48"/>
+  </w:style>
+  <w:style w:type="character" w:customStyle="1" w:styleId="apple-converted-space">
+    <w:name w:val="apple-converted-space"/>
+    <w:basedOn w:val="DefaultParagraphFont"/>
+    <w:rsid w:val="00030C48"/>
+  </w:style>
+  <w:style w:type="character" w:customStyle="1" w:styleId="inline-code">
+    <w:name w:val="inline-code"/>
+    <w:basedOn w:val="DefaultParagraphFont"/>
+    <w:rsid w:val="00030C48"/>
   </w:style>
 </w:styles>
 </file>
